--- a/zht/docx/092.content.docx
+++ b/zht/docx/092.content.docx
@@ -317,18 +317,12 @@
           <w:lang w:val="zh_TW" w:bidi="zh_TW"/>
         </w:rPr>
       </w:r>
-      <w:hyperlink r:id="rId13">
-        <w:r>
-          <w:rPr>
-            <w:lang w:val="zh_TW" w:bidi="zh_TW"/>
-          </w:rPr>
-          <w:rPr>
-            <w:color w:val="0000EE"/>
-            <w:u w:val="single"/>
-          </w:rPr>
-          <w:t>使徒行傳13:16–18</w:t>
-        </w:r>
-      </w:hyperlink>
+      <w:r>
+        <w:rPr>
+          <w:lang w:val="zh_TW" w:bidi="zh_TW"/>
+        </w:rPr>
+        <w:t>使徒行傳13:16–18</w:t>
+      </w:r>
     </w:p>
     <w:p>
       <w:pPr>
@@ -341,18 +335,12 @@
           <w:lang w:val="zh_TW" w:bidi="zh_TW"/>
         </w:rPr>
       </w:r>
-      <w:hyperlink r:id="rId14">
-        <w:r>
-          <w:rPr>
-            <w:lang w:val="zh_TW" w:bidi="zh_TW"/>
-          </w:rPr>
-          <w:rPr>
-            <w:color w:val="0000EE"/>
-            <w:u w:val="single"/>
-          </w:rPr>
-          <w:t>使徒行傳21:38</w:t>
-        </w:r>
-      </w:hyperlink>
+      <w:r>
+        <w:rPr>
+          <w:lang w:val="zh_TW" w:bidi="zh_TW"/>
+        </w:rPr>
+        <w:t>使徒行傳21:38</w:t>
+      </w:r>
     </w:p>
     <w:p>
       <w:pPr>
@@ -365,18 +353,12 @@
           <w:lang w:val="zh_TW" w:bidi="zh_TW"/>
         </w:rPr>
       </w:r>
-      <w:hyperlink r:id="rId15">
-        <w:r>
-          <w:rPr>
-            <w:lang w:val="zh_TW" w:bidi="zh_TW"/>
-          </w:rPr>
-          <w:rPr>
-            <w:color w:val="0000EE"/>
-            <w:u w:val="single"/>
-          </w:rPr>
-          <w:t>出埃及記4:27–28</w:t>
-        </w:r>
-      </w:hyperlink>
+      <w:r>
+        <w:rPr>
+          <w:lang w:val="zh_TW" w:bidi="zh_TW"/>
+        </w:rPr>
+        <w:t>出埃及記4:27–28</w:t>
+      </w:r>
     </w:p>
     <w:p>
       <w:pPr>
@@ -389,18 +371,12 @@
           <w:lang w:val="zh_TW" w:bidi="zh_TW"/>
         </w:rPr>
       </w:r>
-      <w:hyperlink r:id="rId16">
-        <w:r>
-          <w:rPr>
-            <w:lang w:val="zh_TW" w:bidi="zh_TW"/>
-          </w:rPr>
-          <w:rPr>
-            <w:color w:val="0000EE"/>
-            <w:u w:val="single"/>
-          </w:rPr>
-          <w:t>創世記37:21–22</w:t>
-        </w:r>
-      </w:hyperlink>
+      <w:r>
+        <w:rPr>
+          <w:lang w:val="zh_TW" w:bidi="zh_TW"/>
+        </w:rPr>
+        <w:t>創世記37:21–22</w:t>
+      </w:r>
     </w:p>
     <w:p>
       <w:pPr>
@@ -413,18 +389,12 @@
           <w:lang w:val="zh_TW" w:bidi="zh_TW"/>
         </w:rPr>
       </w:r>
-      <w:hyperlink r:id="rId17">
-        <w:r>
-          <w:rPr>
-            <w:lang w:val="zh_TW" w:bidi="zh_TW"/>
-          </w:rPr>
-          <w:rPr>
-            <w:color w:val="0000EE"/>
-            <w:u w:val="single"/>
-          </w:rPr>
-          <w:t>約翰福音3:14</w:t>
-        </w:r>
-      </w:hyperlink>
+      <w:r>
+        <w:rPr>
+          <w:lang w:val="zh_TW" w:bidi="zh_TW"/>
+        </w:rPr>
+        <w:t>約翰福音3:14</w:t>
+      </w:r>
     </w:p>
     <w:p>
       <w:pPr>
@@ -437,18 +407,12 @@
           <w:lang w:val="zh_TW" w:bidi="zh_TW"/>
         </w:rPr>
       </w:r>
-      <w:hyperlink r:id="rId18">
-        <w:r>
-          <w:rPr>
-            <w:lang w:val="zh_TW" w:bidi="zh_TW"/>
-          </w:rPr>
-          <w:rPr>
-            <w:color w:val="0000EE"/>
-            <w:u w:val="single"/>
-          </w:rPr>
-          <w:t>路加福音1:80</w:t>
-        </w:r>
-      </w:hyperlink>
+      <w:r>
+        <w:rPr>
+          <w:lang w:val="zh_TW" w:bidi="zh_TW"/>
+        </w:rPr>
+        <w:t>路加福音1:80</w:t>
+      </w:r>
     </w:p>
     <w:p>
       <w:pPr>
@@ -461,18 +425,12 @@
           <w:lang w:val="zh_TW" w:bidi="zh_TW"/>
         </w:rPr>
       </w:r>
-      <w:hyperlink r:id="rId19">
-        <w:r>
-          <w:rPr>
-            <w:lang w:val="zh_TW" w:bidi="zh_TW"/>
-          </w:rPr>
-          <w:rPr>
-            <w:color w:val="0000EE"/>
-            <w:u w:val="single"/>
-          </w:rPr>
-          <w:t>路加福音9:12–14</w:t>
-        </w:r>
-      </w:hyperlink>
+      <w:r>
+        <w:rPr>
+          <w:lang w:val="zh_TW" w:bidi="zh_TW"/>
+        </w:rPr>
+        <w:t>路加福音9:12–14</w:t>
+      </w:r>
     </w:p>
     <w:p>
       <w:pPr>
@@ -485,18 +443,12 @@
           <w:lang w:val="zh_TW" w:bidi="zh_TW"/>
         </w:rPr>
       </w:r>
-      <w:hyperlink r:id="rId20">
-        <w:r>
-          <w:rPr>
-            <w:lang w:val="zh_TW" w:bidi="zh_TW"/>
-          </w:rPr>
-          <w:rPr>
-            <w:color w:val="0000EE"/>
-            <w:u w:val="single"/>
-          </w:rPr>
-          <w:t>馬可福音1:3</w:t>
-        </w:r>
-      </w:hyperlink>
+      <w:r>
+        <w:rPr>
+          <w:lang w:val="zh_TW" w:bidi="zh_TW"/>
+        </w:rPr>
+        <w:t>馬可福音1:3</w:t>
+      </w:r>
     </w:p>
     <w:p>
       <w:pPr>
@@ -509,18 +461,12 @@
           <w:lang w:val="zh_TW" w:bidi="zh_TW"/>
         </w:rPr>
       </w:r>
-      <w:hyperlink r:id="rId21">
-        <w:r>
-          <w:rPr>
-            <w:lang w:val="zh_TW" w:bidi="zh_TW"/>
-          </w:rPr>
-          <w:rPr>
-            <w:color w:val="0000EE"/>
-            <w:u w:val="single"/>
-          </w:rPr>
-          <w:t>馬太福音4:1</w:t>
-        </w:r>
-      </w:hyperlink>
+      <w:r>
+        <w:rPr>
+          <w:lang w:val="zh_TW" w:bidi="zh_TW"/>
+        </w:rPr>
+        <w:t>馬太福音4:1</w:t>
+      </w:r>
     </w:p>
     <w:p>
       <w:pPr>
@@ -533,18 +479,12 @@
           <w:lang w:val="zh_TW" w:bidi="zh_TW"/>
         </w:rPr>
       </w:r>
-      <w:hyperlink r:id="rId22">
-        <w:r>
-          <w:rPr>
-            <w:lang w:val="zh_TW" w:bidi="zh_TW"/>
-          </w:rPr>
-          <w:rPr>
-            <w:color w:val="0000EE"/>
-            <w:u w:val="single"/>
-          </w:rPr>
-          <w:t>馬太福音11:8</w:t>
-        </w:r>
-      </w:hyperlink>
+      <w:r>
+        <w:rPr>
+          <w:lang w:val="zh_TW" w:bidi="zh_TW"/>
+        </w:rPr>
+        <w:t>馬太福音11:8</w:t>
+      </w:r>
     </w:p>
     <w:p>
       <w:pPr>
